--- a/docs/ERP_diagram.docx
+++ b/docs/ERP_diagram.docx
@@ -4,16 +4,19 @@
   <w:body>
     <w:p>
       <w:r>
+        <w:rPr>
+          <w:noProof/>
+        </w:rPr>
         <w:drawing>
-          <wp:anchor distT="0" distB="0" distL="114300" distR="114300" simplePos="0" relativeHeight="251659264" behindDoc="0" locked="0" layoutInCell="1" allowOverlap="1" wp14:anchorId="31F81141" wp14:editId="0B6B2815">
+          <wp:anchor distT="0" distB="0" distL="114300" distR="114300" simplePos="0" relativeHeight="251659264" behindDoc="0" locked="0" layoutInCell="1" allowOverlap="1" wp14:anchorId="31F81141" wp14:editId="379A629F">
             <wp:simplePos x="0" y="0"/>
             <wp:positionH relativeFrom="column">
-              <wp:posOffset>0</wp:posOffset>
+              <wp:posOffset>82415</wp:posOffset>
             </wp:positionH>
             <wp:positionV relativeFrom="paragraph">
-              <wp:posOffset>0</wp:posOffset>
+              <wp:posOffset>1473</wp:posOffset>
             </wp:positionV>
-            <wp:extent cx="5943600" cy="4587875"/>
+            <wp:extent cx="5778769" cy="4587875"/>
             <wp:effectExtent l="0" t="0" r="0" b="3175"/>
             <wp:wrapTopAndBottom/>
             <wp:docPr id="1630675699" name="Picture 1"/>
@@ -24,7 +27,7 @@
               <a:graphicData uri="http://schemas.openxmlformats.org/drawingml/2006/picture">
                 <pic:pic xmlns:pic="http://schemas.openxmlformats.org/drawingml/2006/picture">
                   <pic:nvPicPr>
-                    <pic:cNvPr id="1630675699" name=""/>
+                    <pic:cNvPr id="1630675699" name="Picture 1"/>
                     <pic:cNvPicPr/>
                   </pic:nvPicPr>
                   <pic:blipFill>
@@ -42,7 +45,7 @@
                   <pic:spPr>
                     <a:xfrm>
                       <a:off x="0" y="0"/>
-                      <a:ext cx="5943600" cy="4587875"/>
+                      <a:ext cx="5778769" cy="4587875"/>
                     </a:xfrm>
                     <a:prstGeom prst="rect">
                       <a:avLst/>
@@ -51,6 +54,12 @@
                 </pic:pic>
               </a:graphicData>
             </a:graphic>
+            <wp14:sizeRelH relativeFrom="margin">
+              <wp14:pctWidth>0</wp14:pctWidth>
+            </wp14:sizeRelH>
+            <wp14:sizeRelV relativeFrom="margin">
+              <wp14:pctHeight>0</wp14:pctHeight>
+            </wp14:sizeRelV>
           </wp:anchor>
         </w:drawing>
       </w:r>
@@ -64,25 +73,30 @@
     <w:p/>
     <w:p/>
     <w:p/>
-    <w:p/>
-    <w:p/>
-    <w:p/>
-    <w:p/>
     <w:p>
       <w:r>
+        <w:br w:type="page"/>
+      </w:r>
+    </w:p>
+    <w:p>
+      <w:r>
+        <w:rPr>
+          <w:noProof/>
+        </w:rPr>
+        <w:lastRenderedPageBreak/>
         <w:drawing>
-          <wp:anchor distT="0" distB="0" distL="114300" distR="114300" simplePos="0" relativeHeight="251658240" behindDoc="0" locked="0" layoutInCell="1" allowOverlap="1" wp14:anchorId="27B465D9" wp14:editId="7F719826">
+          <wp:anchor distT="0" distB="0" distL="114300" distR="114300" simplePos="0" relativeHeight="251663360" behindDoc="0" locked="0" layoutInCell="1" allowOverlap="1" wp14:anchorId="347EE244" wp14:editId="1FD9CF45">
             <wp:simplePos x="0" y="0"/>
-            <wp:positionH relativeFrom="column">
-              <wp:posOffset>-76200</wp:posOffset>
+            <wp:positionH relativeFrom="margin">
+              <wp:align>right</wp:align>
             </wp:positionH>
             <wp:positionV relativeFrom="paragraph">
-              <wp:posOffset>2316480</wp:posOffset>
+              <wp:posOffset>2333625</wp:posOffset>
             </wp:positionV>
-            <wp:extent cx="5943600" cy="2182495"/>
-            <wp:effectExtent l="0" t="0" r="0" b="8255"/>
+            <wp:extent cx="5943600" cy="1835785"/>
+            <wp:effectExtent l="0" t="0" r="0" b="0"/>
             <wp:wrapTopAndBottom/>
-            <wp:docPr id="469545382" name="Picture 1"/>
+            <wp:docPr id="515198765" name="Picture 1"/>
             <wp:cNvGraphicFramePr>
               <a:graphicFrameLocks xmlns:a="http://schemas.openxmlformats.org/drawingml/2006/main" noChangeAspect="1"/>
             </wp:cNvGraphicFramePr>
@@ -90,7 +104,7 @@
               <a:graphicData uri="http://schemas.openxmlformats.org/drawingml/2006/picture">
                 <pic:pic xmlns:pic="http://schemas.openxmlformats.org/drawingml/2006/picture">
                   <pic:nvPicPr>
-                    <pic:cNvPr id="469545382" name=""/>
+                    <pic:cNvPr id="515198765" name=""/>
                     <pic:cNvPicPr/>
                   </pic:nvPicPr>
                   <pic:blipFill>
@@ -108,7 +122,7 @@
                   <pic:spPr>
                     <a:xfrm>
                       <a:off x="0" y="0"/>
-                      <a:ext cx="5943600" cy="2182495"/>
+                      <a:ext cx="5943600" cy="1835785"/>
                     </a:xfrm>
                     <a:prstGeom prst="rect">
                       <a:avLst/>
@@ -120,22 +134,27 @@
           </wp:anchor>
         </w:drawing>
       </w:r>
+      <w:r>
+        <w:br w:type="page"/>
+      </w:r>
     </w:p>
+    <w:p/>
+    <w:p/>
+    <w:p/>
     <w:tbl>
       <w:tblPr>
         <w:tblStyle w:val="TableGrid"/>
-        <w:tblpPr w:leftFromText="180" w:rightFromText="180" w:vertAnchor="page" w:horzAnchor="margin" w:tblpY="1969"/>
         <w:tblW w:w="0" w:type="auto"/>
         <w:tblLook w:val="04A0" w:firstRow="1" w:lastRow="0" w:firstColumn="1" w:lastColumn="0" w:noHBand="0" w:noVBand="1"/>
       </w:tblPr>
       <w:tblGrid>
-        <w:gridCol w:w="1838"/>
-        <w:gridCol w:w="7512"/>
+        <w:gridCol w:w="1696"/>
+        <w:gridCol w:w="7654"/>
       </w:tblGrid>
       <w:tr>
         <w:tc>
           <w:tcPr>
-            <w:tcW w:w="1838" w:type="dxa"/>
+            <w:tcW w:w="1696" w:type="dxa"/>
             <w:vAlign w:val="center"/>
             <w:hideMark/>
           </w:tcPr>
@@ -155,7 +174,7 @@
         </w:tc>
         <w:tc>
           <w:tcPr>
-            <w:tcW w:w="7512" w:type="dxa"/>
+            <w:tcW w:w="7654" w:type="dxa"/>
             <w:vAlign w:val="center"/>
             <w:hideMark/>
           </w:tcPr>
@@ -177,7 +196,7 @@
       <w:tr>
         <w:tc>
           <w:tcPr>
-            <w:tcW w:w="1838" w:type="dxa"/>
+            <w:tcW w:w="1696" w:type="dxa"/>
             <w:vAlign w:val="center"/>
             <w:hideMark/>
           </w:tcPr>
@@ -197,29 +216,29 @@
         </w:tc>
         <w:tc>
           <w:tcPr>
-            <w:tcW w:w="7512" w:type="dxa"/>
-            <w:vAlign w:val="center"/>
-            <w:hideMark/>
-          </w:tcPr>
-          <w:p>
-            <w:pPr>
-              <w:spacing w:after="160" w:line="278" w:lineRule="auto"/>
-              <w:jc w:val="center"/>
-            </w:pPr>
-            <w:r>
-              <w:rPr>
-                <w:b/>
-                <w:bCs/>
-              </w:rPr>
-              <w:t>Register for Courses (Đăng ký học phần)</w:t>
-            </w:r>
-          </w:p>
-        </w:tc>
-      </w:tr>
-      <w:tr>
-        <w:tc>
-          <w:tcPr>
-            <w:tcW w:w="1838" w:type="dxa"/>
+            <w:tcW w:w="7654" w:type="dxa"/>
+            <w:vAlign w:val="center"/>
+            <w:hideMark/>
+          </w:tcPr>
+          <w:p>
+            <w:pPr>
+              <w:spacing w:after="160" w:line="278" w:lineRule="auto"/>
+              <w:jc w:val="center"/>
+            </w:pPr>
+            <w:r>
+              <w:rPr>
+                <w:b/>
+                <w:bCs/>
+              </w:rPr>
+              <w:t>Authenticate User (Đăng nhập hệ thống)</w:t>
+            </w:r>
+          </w:p>
+        </w:tc>
+      </w:tr>
+      <w:tr>
+        <w:tc>
+          <w:tcPr>
+            <w:tcW w:w="1696" w:type="dxa"/>
             <w:vAlign w:val="center"/>
             <w:hideMark/>
           </w:tcPr>
@@ -239,68 +258,71 @@
         </w:tc>
         <w:tc>
           <w:tcPr>
-            <w:tcW w:w="7512" w:type="dxa"/>
-            <w:vAlign w:val="center"/>
-            <w:hideMark/>
-          </w:tcPr>
-          <w:p>
-            <w:pPr>
-              <w:spacing w:after="160" w:line="278" w:lineRule="auto"/>
-            </w:pPr>
-            <w:r>
-              <w:t>Student (Sinh viên)</w:t>
-            </w:r>
-          </w:p>
-        </w:tc>
-      </w:tr>
-      <w:tr>
-        <w:tc>
-          <w:tcPr>
-            <w:tcW w:w="1838" w:type="dxa"/>
-            <w:vAlign w:val="center"/>
-            <w:hideMark/>
-          </w:tcPr>
-          <w:p>
-            <w:pPr>
-              <w:spacing w:after="160" w:line="278" w:lineRule="auto"/>
-              <w:jc w:val="center"/>
-            </w:pPr>
-            <w:r>
-              <w:rPr>
-                <w:b/>
-                <w:bCs/>
-              </w:rPr>
-              <w:t>Description</w:t>
-            </w:r>
-          </w:p>
-        </w:tc>
-        <w:tc>
-          <w:tcPr>
-            <w:tcW w:w="7512" w:type="dxa"/>
-            <w:vAlign w:val="center"/>
-            <w:hideMark/>
-          </w:tcPr>
-          <w:p>
-            <w:pPr>
-              <w:spacing w:after="160" w:line="278" w:lineRule="auto"/>
-            </w:pPr>
-            <w:r>
-              <w:t>Cho phép sinh viên lựa chọn và đăng ký các lớp học phần được mở trong học kỳ hiện tại để đưa vào thời khóa biểu cá nhân.</w:t>
-            </w:r>
-          </w:p>
-        </w:tc>
-      </w:tr>
-      <w:tr>
-        <w:tc>
-          <w:tcPr>
-            <w:tcW w:w="1838" w:type="dxa"/>
-            <w:vAlign w:val="center"/>
-            <w:hideMark/>
-          </w:tcPr>
-          <w:p>
-            <w:pPr>
-              <w:spacing w:after="160" w:line="278" w:lineRule="auto"/>
-              <w:jc w:val="center"/>
+            <w:tcW w:w="7654" w:type="dxa"/>
+            <w:vAlign w:val="center"/>
+            <w:hideMark/>
+          </w:tcPr>
+          <w:p>
+            <w:pPr>
+              <w:spacing w:after="160" w:line="278" w:lineRule="auto"/>
+            </w:pPr>
+            <w:r>
+              <w:t>Mọi người dùng (IT Admin, Academic Staff, Lecturer, Student)</w:t>
+            </w:r>
+          </w:p>
+        </w:tc>
+      </w:tr>
+      <w:tr>
+        <w:tc>
+          <w:tcPr>
+            <w:tcW w:w="1696" w:type="dxa"/>
+            <w:vAlign w:val="center"/>
+          </w:tcPr>
+          <w:p>
+            <w:pPr>
+              <w:jc w:val="center"/>
+              <w:rPr>
+                <w:b/>
+                <w:bCs/>
+              </w:rPr>
+            </w:pPr>
+            <w:r>
+              <w:rPr>
+                <w:b/>
+                <w:bCs/>
+              </w:rPr>
+              <w:t>Descriptions</w:t>
+            </w:r>
+          </w:p>
+        </w:tc>
+        <w:tc>
+          <w:tcPr>
+            <w:tcW w:w="7654" w:type="dxa"/>
+            <w:vAlign w:val="center"/>
+          </w:tcPr>
+          <w:p>
+            <w:r>
+              <w:t>Xác thực danh tính của người dùng và cấp quyền truy cập vào các chức năng tương ứng của hệ thống.</w:t>
+            </w:r>
+          </w:p>
+        </w:tc>
+      </w:tr>
+      <w:tr>
+        <w:trPr>
+          <w:trHeight w:val="451"/>
+        </w:trPr>
+        <w:tc>
+          <w:tcPr>
+            <w:tcW w:w="1696" w:type="dxa"/>
+            <w:vAlign w:val="center"/>
+          </w:tcPr>
+          <w:p>
+            <w:pPr>
+              <w:jc w:val="center"/>
+              <w:rPr>
+                <w:b/>
+                <w:bCs/>
+              </w:rPr>
             </w:pPr>
             <w:r>
               <w:rPr>
@@ -313,138 +335,195 @@
         </w:tc>
         <w:tc>
           <w:tcPr>
-            <w:tcW w:w="7512" w:type="dxa"/>
-            <w:vAlign w:val="center"/>
-            <w:hideMark/>
-          </w:tcPr>
-          <w:p>
-            <w:pPr>
-              <w:spacing w:after="160" w:line="278" w:lineRule="auto"/>
-            </w:pPr>
-            <w:r>
-              <w:t>- Sinh viên đã đăng nhập (Authenticate) thành công vào hệ thống.</w:t>
-            </w:r>
-            <w:r>
-              <w:br/>
-              <w:t>- Cổng đăng ký học phần đang trong thời gian cho phép hoạt động.</w:t>
-            </w:r>
-          </w:p>
-        </w:tc>
-      </w:tr>
-      <w:tr>
-        <w:tc>
-          <w:tcPr>
-            <w:tcW w:w="1838" w:type="dxa"/>
-            <w:vAlign w:val="center"/>
-            <w:hideMark/>
-          </w:tcPr>
-          <w:p>
-            <w:pPr>
-              <w:spacing w:after="160" w:line="278" w:lineRule="auto"/>
-              <w:jc w:val="center"/>
-            </w:pPr>
-            <w:r>
-              <w:rPr>
-                <w:b/>
-                <w:bCs/>
-              </w:rPr>
-              <w:t>Basic Flow</w:t>
-            </w:r>
-          </w:p>
-        </w:tc>
-        <w:tc>
-          <w:tcPr>
-            <w:tcW w:w="7512" w:type="dxa"/>
-            <w:vAlign w:val="center"/>
-            <w:hideMark/>
-          </w:tcPr>
-          <w:p>
-            <w:pPr>
-              <w:spacing w:after="160" w:line="278" w:lineRule="auto"/>
-            </w:pPr>
-            <w:r>
-              <w:t>1. Sinh viên truy cập vào chức năng "Đăng ký học phần".</w:t>
-            </w:r>
-          </w:p>
-          <w:p>
-            <w:pPr>
-              <w:spacing w:after="160" w:line="278" w:lineRule="auto"/>
-            </w:pPr>
-            <w:r>
-              <w:t>2. Hệ thống tải và hiển thị danh sách các lớp học phần đang mở trong học kỳ.</w:t>
-            </w:r>
-          </w:p>
-          <w:p>
-            <w:pPr>
-              <w:spacing w:after="160" w:line="278" w:lineRule="auto"/>
-            </w:pPr>
-            <w:r>
-              <w:t>3. Sinh viên tích chọn một lớp học phần và nhấn "Đăng ký".</w:t>
-            </w:r>
-          </w:p>
-          <w:p>
-            <w:pPr>
-              <w:spacing w:after="160" w:line="278" w:lineRule="auto"/>
-            </w:pPr>
-            <w:r>
-              <w:t>4. Hệ thống thực hiện ngầm Check Prerequisites (Kiểm tra đệ quy môn tiên quyết).</w:t>
-            </w:r>
-          </w:p>
-          <w:p>
-            <w:pPr>
-              <w:spacing w:after="160" w:line="278" w:lineRule="auto"/>
-            </w:pPr>
-            <w:r>
-              <w:t>5. Hệ thống thực hiện ngầm Check Class Capacity (Kiểm tra sĩ số tối đa của lớp).</w:t>
-            </w:r>
-          </w:p>
-          <w:p>
-            <w:pPr>
-              <w:spacing w:after="160" w:line="278" w:lineRule="auto"/>
-            </w:pPr>
-            <w:r>
-              <w:t>6. Hệ thống ghi nhận dữ liệu vào cơ sở dữ liệu (bảng Enrollments).</w:t>
-            </w:r>
-          </w:p>
-          <w:p>
-            <w:pPr>
-              <w:spacing w:after="160" w:line="278" w:lineRule="auto"/>
-            </w:pPr>
-            <w:r>
-              <w:t>7. Hệ thống hiển thị thông báo "Đăng ký thành công" và cập nhật lại danh sách môn đã đăng ký của sinh viên.</w:t>
-            </w:r>
-          </w:p>
-          <w:p>
-            <w:pPr>
-              <w:spacing w:after="160" w:line="278" w:lineRule="auto"/>
-            </w:pPr>
-          </w:p>
-        </w:tc>
-      </w:tr>
-      <w:tr>
-        <w:tc>
-          <w:tcPr>
-            <w:tcW w:w="1838" w:type="dxa"/>
-            <w:vAlign w:val="center"/>
-            <w:hideMark/>
-          </w:tcPr>
-          <w:p>
-            <w:pPr>
-              <w:spacing w:after="160" w:line="278" w:lineRule="auto"/>
-              <w:jc w:val="center"/>
-            </w:pPr>
-            <w:r>
-              <w:rPr>
-                <w:b/>
-                <w:bCs/>
-              </w:rPr>
-              <w:t xml:space="preserve"> Alternative Flow</w:t>
-            </w:r>
-          </w:p>
-        </w:tc>
-        <w:tc>
-          <w:tcPr>
-            <w:tcW w:w="7512" w:type="dxa"/>
+            <w:tcW w:w="7654" w:type="dxa"/>
+            <w:vAlign w:val="center"/>
+          </w:tcPr>
+          <w:p>
+            <w:r>
+              <w:t>Người dùng đã được cấp tài khoản (Mã đăng nhập và Mật khẩu) trên cơ sở dữ liệu.</w:t>
+            </w:r>
+          </w:p>
+        </w:tc>
+      </w:tr>
+      <w:tr>
+        <w:tc>
+          <w:tcPr>
+            <w:tcW w:w="1696" w:type="dxa"/>
+            <w:vAlign w:val="center"/>
+          </w:tcPr>
+          <w:p>
+            <w:pPr>
+              <w:jc w:val="center"/>
+              <w:rPr>
+                <w:b/>
+                <w:bCs/>
+              </w:rPr>
+            </w:pPr>
+            <w:r>
+              <w:rPr>
+                <w:b/>
+                <w:bCs/>
+              </w:rPr>
+              <w:t>Triggers</w:t>
+            </w:r>
+          </w:p>
+        </w:tc>
+        <w:tc>
+          <w:tcPr>
+            <w:tcW w:w="7654" w:type="dxa"/>
+            <w:vAlign w:val="center"/>
+          </w:tcPr>
+          <w:p>
+            <w:r>
+              <w:t>- S</w:t>
+            </w:r>
+            <w:r>
+              <w:t>inh viên: Tài khoản tự động sinh khi nhập học.</w:t>
+            </w:r>
+          </w:p>
+          <w:p>
+            <w:r>
+              <w:t>- Staff/Lecturer: Tài khoản được Admin cấp phát riêng.</w:t>
+            </w:r>
+          </w:p>
+          <w:p>
+            <w:r>
+              <w:t>- Admin: Sử dụng cấp tài khoản Super Use</w:t>
+            </w:r>
+            <w:r>
+              <w:t>r</w:t>
+            </w:r>
+            <w:r>
+              <w:t xml:space="preserve">. </w:t>
+            </w:r>
+          </w:p>
+        </w:tc>
+      </w:tr>
+      <w:tr>
+        <w:tc>
+          <w:tcPr>
+            <w:tcW w:w="1696" w:type="dxa"/>
+            <w:vAlign w:val="center"/>
+            <w:hideMark/>
+          </w:tcPr>
+          <w:p>
+            <w:pPr>
+              <w:spacing w:after="160" w:line="278" w:lineRule="auto"/>
+              <w:jc w:val="center"/>
+            </w:pPr>
+            <w:r>
+              <w:rPr>
+                <w:b/>
+                <w:bCs/>
+              </w:rPr>
+              <w:t>Normal</w:t>
+            </w:r>
+            <w:r>
+              <w:rPr>
+                <w:b/>
+                <w:bCs/>
+              </w:rPr>
+              <w:t xml:space="preserve"> Flo</w:t>
+            </w:r>
+            <w:r>
+              <w:rPr>
+                <w:b/>
+                <w:bCs/>
+              </w:rPr>
+              <w:t>w</w:t>
+            </w:r>
+          </w:p>
+        </w:tc>
+        <w:tc>
+          <w:tcPr>
+            <w:tcW w:w="7654" w:type="dxa"/>
+            <w:vAlign w:val="center"/>
+            <w:hideMark/>
+          </w:tcPr>
+          <w:p>
+            <w:pPr>
+              <w:spacing w:after="160" w:line="278" w:lineRule="auto"/>
+            </w:pPr>
+            <w:r>
+              <w:t>1. Người dùng truy cập vào trang Đăng nhập.</w:t>
+            </w:r>
+          </w:p>
+          <w:p>
+            <w:pPr>
+              <w:spacing w:after="160" w:line="278" w:lineRule="auto"/>
+            </w:pPr>
+            <w:r>
+              <w:t xml:space="preserve">2. </w:t>
+            </w:r>
+            <w:r>
+              <w:t>N</w:t>
+            </w:r>
+            <w:r>
+              <w:t>gười dùng nhập Mã đăng nhập và Mật khẩu.</w:t>
+            </w:r>
+            <w:r>
+              <w:t>.</w:t>
+            </w:r>
+          </w:p>
+          <w:p>
+            <w:pPr>
+              <w:spacing w:after="160" w:line="278" w:lineRule="auto"/>
+            </w:pPr>
+            <w:r>
+              <w:t xml:space="preserve">3. </w:t>
+            </w:r>
+            <w:r>
+              <w:t>Hệ thống đối chiếu dữ liệu.</w:t>
+            </w:r>
+          </w:p>
+          <w:p>
+            <w:pPr>
+              <w:spacing w:after="160" w:line="278" w:lineRule="auto"/>
+            </w:pPr>
+            <w:r>
+              <w:t xml:space="preserve">4. </w:t>
+            </w:r>
+            <w:r>
+              <w:t>Hệ thống sinh mã JWT Token chứa phân quyền.</w:t>
+            </w:r>
+          </w:p>
+          <w:p>
+            <w:pPr>
+              <w:spacing w:after="160" w:line="278" w:lineRule="auto"/>
+            </w:pPr>
+            <w:r>
+              <w:t>5</w:t>
+            </w:r>
+            <w:r>
+              <w:t>. Hệ thống chuyển hướng người dùng vào trang chủ tương ứng với quyền của họ.</w:t>
+            </w:r>
+          </w:p>
+        </w:tc>
+      </w:tr>
+      <w:tr>
+        <w:tc>
+          <w:tcPr>
+            <w:tcW w:w="1696" w:type="dxa"/>
+            <w:vAlign w:val="center"/>
+            <w:hideMark/>
+          </w:tcPr>
+          <w:p>
+            <w:pPr>
+              <w:spacing w:after="160" w:line="278" w:lineRule="auto"/>
+              <w:jc w:val="center"/>
+            </w:pPr>
+            <w:r>
+              <w:rPr>
+                <w:b/>
+                <w:bCs/>
+              </w:rPr>
+              <w:t>Alternative Flow</w:t>
+            </w:r>
+          </w:p>
+        </w:tc>
+        <w:tc>
+          <w:tcPr>
+            <w:tcW w:w="7654" w:type="dxa"/>
             <w:vAlign w:val="center"/>
             <w:hideMark/>
           </w:tcPr>
@@ -460,20 +539,10 @@
                 <w:b/>
                 <w:bCs/>
               </w:rPr>
-              <w:t>Tại bước 4:</w:t>
-            </w:r>
-            <w:r>
-              <w:t xml:space="preserve"> Nếu sinh viên chưa qua môn điều kiện tiên quyết, hệ thống chặn đăng ký, hiển thị lỗi </w:t>
-            </w:r>
-            <w:r>
-              <w:rPr>
-                <w:i/>
-                <w:iCs/>
-              </w:rPr>
-              <w:t>"Bạn chưa hoàn thành môn tiên quyết yêu cầu"</w:t>
-            </w:r>
-            <w:r>
-              <w:t xml:space="preserve"> và kết thúc luồng.</w:t>
+              <w:t xml:space="preserve">Đối với Admin (&lt;&lt;extend&gt;&gt;): </w:t>
+            </w:r>
+            <w:r>
+              <w:t>Sau bước 2, hệ thống yêu cầu Verify Two-Factor Authentication (2FA). Admin phải nhập mã OTP gửi qua Email/App thì mới được cấp Token.</w:t>
             </w:r>
           </w:p>
           <w:p>
@@ -488,28 +557,36 @@
                 <w:b/>
                 <w:bCs/>
               </w:rPr>
-              <w:t>Tại bước 5:</w:t>
-            </w:r>
-            <w:r>
-              <w:t xml:space="preserve"> Nếu sĩ số lớp học phần đã đạt mức tối đa (MaxStudents), hệ thống chặn đăng ký, hiển thị lỗi </w:t>
-            </w:r>
-            <w:r>
-              <w:rPr>
-                <w:i/>
-                <w:iCs/>
-              </w:rPr>
-              <w:t>"Lớp học phần đã đủ sĩ số"</w:t>
-            </w:r>
-            <w:r>
-              <w:t xml:space="preserve"> và kết thúc luồng.</w:t>
-            </w:r>
-          </w:p>
-        </w:tc>
-      </w:tr>
-      <w:tr>
-        <w:tc>
-          <w:tcPr>
-            <w:tcW w:w="1838" w:type="dxa"/>
+              <w:t xml:space="preserve">Đổi mật khẩu lần đầu (&lt;&lt;extend&gt;&gt;): </w:t>
+            </w:r>
+            <w:r>
+              <w:t>Nếu IsFirstLogin = true (áp dụng cho Sinh viên, Giáo viên mới), hệ thống bắt buộc chuyển sang trang Đổi mật khẩu trước khi cho vào trong.</w:t>
+            </w:r>
+          </w:p>
+          <w:p>
+            <w:pPr>
+              <w:spacing w:after="160" w:line="278" w:lineRule="auto"/>
+            </w:pPr>
+            <w:r>
+              <w:t xml:space="preserve">- </w:t>
+            </w:r>
+            <w:r>
+              <w:rPr>
+                <w:b/>
+                <w:bCs/>
+              </w:rPr>
+              <w:t xml:space="preserve">Sai mật khẩu / Tài khoản bị khóa: </w:t>
+            </w:r>
+            <w:r>
+              <w:t>Báo lỗi và từ chối truy cập.</w:t>
+            </w:r>
+          </w:p>
+        </w:tc>
+      </w:tr>
+      <w:tr>
+        <w:tc>
+          <w:tcPr>
+            <w:tcW w:w="1696" w:type="dxa"/>
             <w:vAlign w:val="center"/>
             <w:hideMark/>
           </w:tcPr>
@@ -529,31 +606,31 @@
         </w:tc>
         <w:tc>
           <w:tcPr>
-            <w:tcW w:w="7512" w:type="dxa"/>
-            <w:vAlign w:val="center"/>
-            <w:hideMark/>
-          </w:tcPr>
-          <w:p>
-            <w:pPr>
-              <w:spacing w:after="160" w:line="278" w:lineRule="auto"/>
-            </w:pPr>
-            <w:r>
-              <w:t>Lớp học phần được thêm thành công vào thời khóa biểu của sinh viên. Hệ thống tự động ghi nhận công nợ học phí tương ứng với số tín chỉ vừa đăng ký.</w:t>
+            <w:tcW w:w="7654" w:type="dxa"/>
+            <w:vAlign w:val="center"/>
+            <w:hideMark/>
+          </w:tcPr>
+          <w:p>
+            <w:pPr>
+              <w:spacing w:after="160" w:line="278" w:lineRule="auto"/>
+            </w:pPr>
+            <w:r>
+              <w:t>Người dùng được xác thực, phiên làm việc (Session) bắt đầu và có thể sử dụng các chức năng nghiệp vụ khác của hệ thống.</w:t>
             </w:r>
           </w:p>
         </w:tc>
       </w:tr>
     </w:tbl>
+    <w:p/>
+    <w:p/>
     <w:p/>
     <w:p>
       <w:r>
-        <w:br w:type="page"/>
-      </w:r>
-    </w:p>
-    <w:p>
-      <w:r>
+        <w:rPr>
+          <w:noProof/>
+        </w:rPr>
         <w:drawing>
-          <wp:anchor distT="0" distB="0" distL="114300" distR="114300" simplePos="0" relativeHeight="251660288" behindDoc="0" locked="0" layoutInCell="1" allowOverlap="1" wp14:anchorId="14366994" wp14:editId="3C1482FF">
+          <wp:anchor distT="0" distB="0" distL="114300" distR="114300" simplePos="0" relativeHeight="251666432" behindDoc="0" locked="0" layoutInCell="1" allowOverlap="1" wp14:anchorId="5EC79A16" wp14:editId="2A6F35F4">
             <wp:simplePos x="0" y="0"/>
             <wp:positionH relativeFrom="column">
               <wp:posOffset>47625</wp:posOffset>
@@ -712,7 +789,7 @@
                 <w:b/>
                 <w:bCs/>
               </w:rPr>
-              <w:t>Tác nhân</w:t>
+              <w:t>Actor</w:t>
             </w:r>
           </w:p>
         </w:tc>
@@ -747,7 +824,7 @@
                 <w:b/>
                 <w:bCs/>
               </w:rPr>
-              <w:t>Mô tả</w:t>
+              <w:t>Descriptions</w:t>
             </w:r>
           </w:p>
         </w:tc>
@@ -788,7 +865,7 @@
                 <w:b/>
                 <w:bCs/>
               </w:rPr>
-              <w:t>Tiền điều kiện</w:t>
+              <w:t>Pre-conditions</w:t>
             </w:r>
           </w:p>
         </w:tc>
@@ -823,7 +900,7 @@
                 <w:b/>
                 <w:bCs/>
               </w:rPr>
-              <w:t>Chuỗi sự kiện chính</w:t>
+              <w:t>Normal Flow</w:t>
             </w:r>
           </w:p>
         </w:tc>
@@ -886,19 +963,20 @@
         <w:tc>
           <w:tcPr>
             <w:tcW w:w="1555" w:type="dxa"/>
-            <w:hideMark/>
-          </w:tcPr>
-          <w:p>
-            <w:pPr>
-              <w:spacing w:after="160" w:line="278" w:lineRule="auto"/>
-              <w:jc w:val="center"/>
-            </w:pPr>
-            <w:r>
-              <w:rPr>
-                <w:b/>
-                <w:bCs/>
-              </w:rPr>
-              <w:t>Chuỗi sự kiện phụ / Ngoại lệ</w:t>
+            <w:vAlign w:val="center"/>
+            <w:hideMark/>
+          </w:tcPr>
+          <w:p>
+            <w:pPr>
+              <w:spacing w:after="160" w:line="278" w:lineRule="auto"/>
+              <w:jc w:val="center"/>
+            </w:pPr>
+            <w:r>
+              <w:rPr>
+                <w:b/>
+                <w:bCs/>
+              </w:rPr>
+              <w:t xml:space="preserve"> Alternative Flow</w:t>
             </w:r>
           </w:p>
         </w:tc>
@@ -977,19 +1055,20 @@
         <w:tc>
           <w:tcPr>
             <w:tcW w:w="1555" w:type="dxa"/>
-            <w:hideMark/>
-          </w:tcPr>
-          <w:p>
-            <w:pPr>
-              <w:spacing w:after="160" w:line="278" w:lineRule="auto"/>
-              <w:jc w:val="center"/>
-            </w:pPr>
-            <w:r>
-              <w:rPr>
-                <w:b/>
-                <w:bCs/>
-              </w:rPr>
-              <w:t>Hậu điều kiện</w:t>
+            <w:vAlign w:val="center"/>
+            <w:hideMark/>
+          </w:tcPr>
+          <w:p>
+            <w:pPr>
+              <w:spacing w:after="160" w:line="278" w:lineRule="auto"/>
+              <w:jc w:val="center"/>
+            </w:pPr>
+            <w:r>
+              <w:rPr>
+                <w:b/>
+                <w:bCs/>
+              </w:rPr>
+              <w:t>Post-conditions</w:t>
             </w:r>
           </w:p>
         </w:tc>
@@ -1009,17 +1088,526 @@
         </w:tc>
       </w:tr>
     </w:tbl>
+    <w:p/>
+    <w:p/>
+    <w:p/>
+    <w:p/>
+    <w:p/>
+    <w:p/>
+    <w:p/>
+    <w:p/>
+    <w:p/>
     <w:p/>
     <w:p>
       <w:r>
+        <w:rPr>
+          <w:noProof/>
+        </w:rPr>
         <w:drawing>
-          <wp:anchor distT="0" distB="0" distL="114300" distR="114300" simplePos="0" relativeHeight="251661312" behindDoc="0" locked="0" layoutInCell="1" allowOverlap="1" wp14:anchorId="0634041F" wp14:editId="694FA875">
+          <wp:anchor distT="0" distB="0" distL="114300" distR="114300" simplePos="0" relativeHeight="251670528" behindDoc="0" locked="0" layoutInCell="1" allowOverlap="1" wp14:anchorId="348D5BB0" wp14:editId="561E5B9C">
             <wp:simplePos x="0" y="0"/>
             <wp:positionH relativeFrom="margin">
               <wp:align>right</wp:align>
             </wp:positionH>
             <wp:positionV relativeFrom="paragraph">
-              <wp:posOffset>3267075</wp:posOffset>
+              <wp:posOffset>161109</wp:posOffset>
+            </wp:positionV>
+            <wp:extent cx="5943600" cy="2182495"/>
+            <wp:effectExtent l="0" t="0" r="0" b="8255"/>
+            <wp:wrapTopAndBottom/>
+            <wp:docPr id="469545382" name="Picture 1"/>
+            <wp:cNvGraphicFramePr>
+              <a:graphicFrameLocks xmlns:a="http://schemas.openxmlformats.org/drawingml/2006/main" noChangeAspect="1"/>
+            </wp:cNvGraphicFramePr>
+            <a:graphic xmlns:a="http://schemas.openxmlformats.org/drawingml/2006/main">
+              <a:graphicData uri="http://schemas.openxmlformats.org/drawingml/2006/picture">
+                <pic:pic xmlns:pic="http://schemas.openxmlformats.org/drawingml/2006/picture">
+                  <pic:nvPicPr>
+                    <pic:cNvPr id="469545382" name=""/>
+                    <pic:cNvPicPr/>
+                  </pic:nvPicPr>
+                  <pic:blipFill>
+                    <a:blip r:embed="rId8">
+                      <a:extLst>
+                        <a:ext uri="{28A0092B-C50C-407E-A947-70E740481C1C}">
+                          <a14:useLocalDpi xmlns:a14="http://schemas.microsoft.com/office/drawing/2010/main" val="0"/>
+                        </a:ext>
+                      </a:extLst>
+                    </a:blip>
+                    <a:stretch>
+                      <a:fillRect/>
+                    </a:stretch>
+                  </pic:blipFill>
+                  <pic:spPr>
+                    <a:xfrm>
+                      <a:off x="0" y="0"/>
+                      <a:ext cx="5943600" cy="2182495"/>
+                    </a:xfrm>
+                    <a:prstGeom prst="rect">
+                      <a:avLst/>
+                    </a:prstGeom>
+                  </pic:spPr>
+                </pic:pic>
+              </a:graphicData>
+            </a:graphic>
+          </wp:anchor>
+        </w:drawing>
+      </w:r>
+    </w:p>
+    <w:tbl>
+      <w:tblPr>
+        <w:tblStyle w:val="TableGrid"/>
+        <w:tblpPr w:leftFromText="180" w:rightFromText="180" w:vertAnchor="page" w:horzAnchor="margin" w:tblpY="1969"/>
+        <w:tblW w:w="0" w:type="auto"/>
+        <w:tblLook w:val="04A0" w:firstRow="1" w:lastRow="0" w:firstColumn="1" w:lastColumn="0" w:noHBand="0" w:noVBand="1"/>
+      </w:tblPr>
+      <w:tblGrid>
+        <w:gridCol w:w="1838"/>
+        <w:gridCol w:w="7512"/>
+      </w:tblGrid>
+      <w:tr>
+        <w:tc>
+          <w:tcPr>
+            <w:tcW w:w="1838" w:type="dxa"/>
+            <w:vAlign w:val="center"/>
+            <w:hideMark/>
+          </w:tcPr>
+          <w:p>
+            <w:pPr>
+              <w:spacing w:after="160" w:line="278" w:lineRule="auto"/>
+              <w:jc w:val="center"/>
+            </w:pPr>
+            <w:r>
+              <w:rPr>
+                <w:b/>
+                <w:bCs/>
+              </w:rPr>
+              <w:t>Thuộc tính</w:t>
+            </w:r>
+          </w:p>
+        </w:tc>
+        <w:tc>
+          <w:tcPr>
+            <w:tcW w:w="7512" w:type="dxa"/>
+            <w:vAlign w:val="center"/>
+            <w:hideMark/>
+          </w:tcPr>
+          <w:p>
+            <w:pPr>
+              <w:spacing w:after="160" w:line="278" w:lineRule="auto"/>
+              <w:jc w:val="center"/>
+            </w:pPr>
+            <w:r>
+              <w:rPr>
+                <w:b/>
+                <w:bCs/>
+              </w:rPr>
+              <w:t>Mô tả chi tiết</w:t>
+            </w:r>
+          </w:p>
+        </w:tc>
+      </w:tr>
+      <w:tr>
+        <w:tc>
+          <w:tcPr>
+            <w:tcW w:w="1838" w:type="dxa"/>
+            <w:vAlign w:val="center"/>
+            <w:hideMark/>
+          </w:tcPr>
+          <w:p>
+            <w:pPr>
+              <w:spacing w:after="160" w:line="278" w:lineRule="auto"/>
+              <w:jc w:val="center"/>
+            </w:pPr>
+            <w:r>
+              <w:rPr>
+                <w:b/>
+                <w:bCs/>
+              </w:rPr>
+              <w:t>Tên Use Case</w:t>
+            </w:r>
+          </w:p>
+        </w:tc>
+        <w:tc>
+          <w:tcPr>
+            <w:tcW w:w="7512" w:type="dxa"/>
+            <w:vAlign w:val="center"/>
+            <w:hideMark/>
+          </w:tcPr>
+          <w:p>
+            <w:pPr>
+              <w:spacing w:after="160" w:line="278" w:lineRule="auto"/>
+              <w:jc w:val="center"/>
+            </w:pPr>
+            <w:r>
+              <w:rPr>
+                <w:b/>
+                <w:bCs/>
+              </w:rPr>
+              <w:t>Register for Courses (Đăng ký học phần)</w:t>
+            </w:r>
+          </w:p>
+        </w:tc>
+      </w:tr>
+      <w:tr>
+        <w:tc>
+          <w:tcPr>
+            <w:tcW w:w="1838" w:type="dxa"/>
+            <w:vAlign w:val="center"/>
+            <w:hideMark/>
+          </w:tcPr>
+          <w:p>
+            <w:pPr>
+              <w:spacing w:after="160" w:line="278" w:lineRule="auto"/>
+              <w:jc w:val="center"/>
+            </w:pPr>
+            <w:r>
+              <w:rPr>
+                <w:b/>
+                <w:bCs/>
+              </w:rPr>
+              <w:t>Actor</w:t>
+            </w:r>
+          </w:p>
+        </w:tc>
+        <w:tc>
+          <w:tcPr>
+            <w:tcW w:w="7512" w:type="dxa"/>
+            <w:vAlign w:val="center"/>
+            <w:hideMark/>
+          </w:tcPr>
+          <w:p>
+            <w:pPr>
+              <w:spacing w:after="160" w:line="278" w:lineRule="auto"/>
+            </w:pPr>
+            <w:r>
+              <w:t>Student (Sinh viên)</w:t>
+            </w:r>
+          </w:p>
+        </w:tc>
+      </w:tr>
+      <w:tr>
+        <w:tc>
+          <w:tcPr>
+            <w:tcW w:w="1838" w:type="dxa"/>
+            <w:vAlign w:val="center"/>
+            <w:hideMark/>
+          </w:tcPr>
+          <w:p>
+            <w:pPr>
+              <w:spacing w:after="160" w:line="278" w:lineRule="auto"/>
+              <w:jc w:val="center"/>
+            </w:pPr>
+            <w:r>
+              <w:rPr>
+                <w:b/>
+                <w:bCs/>
+              </w:rPr>
+              <w:t>Descriptions</w:t>
+            </w:r>
+          </w:p>
+        </w:tc>
+        <w:tc>
+          <w:tcPr>
+            <w:tcW w:w="7512" w:type="dxa"/>
+            <w:vAlign w:val="center"/>
+            <w:hideMark/>
+          </w:tcPr>
+          <w:p>
+            <w:pPr>
+              <w:spacing w:after="160" w:line="278" w:lineRule="auto"/>
+            </w:pPr>
+            <w:r>
+              <w:t>Cho phép sinh viên lựa chọn và đăng ký các lớp học phần được mở trong học kỳ hiện tại để đưa vào thời khóa biểu cá nhân.</w:t>
+            </w:r>
+          </w:p>
+        </w:tc>
+      </w:tr>
+      <w:tr>
+        <w:tc>
+          <w:tcPr>
+            <w:tcW w:w="1838" w:type="dxa"/>
+            <w:vAlign w:val="center"/>
+            <w:hideMark/>
+          </w:tcPr>
+          <w:p>
+            <w:pPr>
+              <w:spacing w:after="160" w:line="278" w:lineRule="auto"/>
+              <w:jc w:val="center"/>
+            </w:pPr>
+            <w:r>
+              <w:rPr>
+                <w:b/>
+                <w:bCs/>
+              </w:rPr>
+              <w:t>Pre-conditions</w:t>
+            </w:r>
+          </w:p>
+        </w:tc>
+        <w:tc>
+          <w:tcPr>
+            <w:tcW w:w="7512" w:type="dxa"/>
+            <w:vAlign w:val="center"/>
+            <w:hideMark/>
+          </w:tcPr>
+          <w:p>
+            <w:pPr>
+              <w:spacing w:after="160" w:line="278" w:lineRule="auto"/>
+            </w:pPr>
+            <w:r>
+              <w:t>- Sinh viên đã đăng nhập (Authenticate) thành công vào hệ thống.</w:t>
+            </w:r>
+            <w:r>
+              <w:br/>
+              <w:t>- Cổng đăng ký học phần đang trong thời gian cho phép hoạt động.</w:t>
+            </w:r>
+          </w:p>
+        </w:tc>
+      </w:tr>
+      <w:tr>
+        <w:tc>
+          <w:tcPr>
+            <w:tcW w:w="1838" w:type="dxa"/>
+            <w:vAlign w:val="center"/>
+            <w:hideMark/>
+          </w:tcPr>
+          <w:p>
+            <w:pPr>
+              <w:spacing w:after="160" w:line="278" w:lineRule="auto"/>
+              <w:jc w:val="center"/>
+            </w:pPr>
+            <w:r>
+              <w:rPr>
+                <w:b/>
+                <w:bCs/>
+              </w:rPr>
+              <w:t>Normal</w:t>
+            </w:r>
+            <w:r>
+              <w:rPr>
+                <w:b/>
+                <w:bCs/>
+              </w:rPr>
+              <w:t xml:space="preserve"> Flow</w:t>
+            </w:r>
+          </w:p>
+        </w:tc>
+        <w:tc>
+          <w:tcPr>
+            <w:tcW w:w="7512" w:type="dxa"/>
+            <w:vAlign w:val="center"/>
+            <w:hideMark/>
+          </w:tcPr>
+          <w:p>
+            <w:pPr>
+              <w:spacing w:after="160" w:line="278" w:lineRule="auto"/>
+            </w:pPr>
+            <w:r>
+              <w:t>1. Sinh viên truy cập vào chức năng "Đăng ký học phần".</w:t>
+            </w:r>
+          </w:p>
+          <w:p>
+            <w:pPr>
+              <w:spacing w:after="160" w:line="278" w:lineRule="auto"/>
+            </w:pPr>
+            <w:r>
+              <w:t>2. Hệ thống tải và hiển thị danh sách các lớp học phần đang mở trong học kỳ.</w:t>
+            </w:r>
+          </w:p>
+          <w:p>
+            <w:pPr>
+              <w:spacing w:after="160" w:line="278" w:lineRule="auto"/>
+            </w:pPr>
+            <w:r>
+              <w:t>3. Sinh viên tích chọn một lớp học phần và nhấn "Đăng ký".</w:t>
+            </w:r>
+          </w:p>
+          <w:p>
+            <w:pPr>
+              <w:spacing w:after="160" w:line="278" w:lineRule="auto"/>
+            </w:pPr>
+            <w:r>
+              <w:t>4. Hệ thống thực hiện ngầm Check Prerequisites (Kiểm tra đệ quy môn tiên quyết).</w:t>
+            </w:r>
+          </w:p>
+          <w:p>
+            <w:pPr>
+              <w:spacing w:after="160" w:line="278" w:lineRule="auto"/>
+            </w:pPr>
+            <w:r>
+              <w:t>5. Hệ thống thực hiện ngầm Check Class Capacity (Kiểm tra sĩ số tối đa của lớp).</w:t>
+            </w:r>
+          </w:p>
+          <w:p>
+            <w:pPr>
+              <w:spacing w:after="160" w:line="278" w:lineRule="auto"/>
+            </w:pPr>
+            <w:r>
+              <w:t>6. Hệ thống ghi nhận dữ liệu vào cơ sở dữ liệu (bảng Enrollments).</w:t>
+            </w:r>
+          </w:p>
+          <w:p>
+            <w:pPr>
+              <w:spacing w:after="160" w:line="278" w:lineRule="auto"/>
+            </w:pPr>
+            <w:r>
+              <w:t>7. Hệ thống hiển thị thông báo "Đăng ký thành công" và cập nhật lại danh sách môn đã đăng ký của sinh viên.</w:t>
+            </w:r>
+          </w:p>
+          <w:p>
+            <w:pPr>
+              <w:spacing w:after="160" w:line="278" w:lineRule="auto"/>
+            </w:pPr>
+          </w:p>
+        </w:tc>
+      </w:tr>
+      <w:tr>
+        <w:tc>
+          <w:tcPr>
+            <w:tcW w:w="1838" w:type="dxa"/>
+            <w:vAlign w:val="center"/>
+            <w:hideMark/>
+          </w:tcPr>
+          <w:p>
+            <w:pPr>
+              <w:spacing w:after="160" w:line="278" w:lineRule="auto"/>
+              <w:jc w:val="center"/>
+            </w:pPr>
+            <w:r>
+              <w:rPr>
+                <w:b/>
+                <w:bCs/>
+              </w:rPr>
+              <w:t xml:space="preserve"> Alternative Flow</w:t>
+            </w:r>
+          </w:p>
+        </w:tc>
+        <w:tc>
+          <w:tcPr>
+            <w:tcW w:w="7512" w:type="dxa"/>
+            <w:vAlign w:val="center"/>
+            <w:hideMark/>
+          </w:tcPr>
+          <w:p>
+            <w:pPr>
+              <w:spacing w:after="160" w:line="278" w:lineRule="auto"/>
+            </w:pPr>
+            <w:r>
+              <w:t xml:space="preserve">- </w:t>
+            </w:r>
+            <w:r>
+              <w:rPr>
+                <w:b/>
+                <w:bCs/>
+              </w:rPr>
+              <w:t>Tại bước 4:</w:t>
+            </w:r>
+            <w:r>
+              <w:t xml:space="preserve"> Nếu sinh viên chưa qua môn điều kiện tiên quyết, hệ thống chặn đăng ký, hiển thị lỗi </w:t>
+            </w:r>
+            <w:r>
+              <w:rPr>
+                <w:i/>
+                <w:iCs/>
+              </w:rPr>
+              <w:t>"Bạn chưa hoàn thành môn tiên quyết yêu cầu"</w:t>
+            </w:r>
+            <w:r>
+              <w:t xml:space="preserve"> và kết thúc luồng.</w:t>
+            </w:r>
+          </w:p>
+          <w:p>
+            <w:pPr>
+              <w:spacing w:after="160" w:line="278" w:lineRule="auto"/>
+            </w:pPr>
+            <w:r>
+              <w:t xml:space="preserve">- </w:t>
+            </w:r>
+            <w:r>
+              <w:rPr>
+                <w:b/>
+                <w:bCs/>
+              </w:rPr>
+              <w:t>Tại bước 5:</w:t>
+            </w:r>
+            <w:r>
+              <w:t xml:space="preserve"> Nếu sĩ số lớp học phần đã đạt mức tối đa (MaxStudents), hệ thống chặn đăng ký, hiển thị lỗi </w:t>
+            </w:r>
+            <w:r>
+              <w:rPr>
+                <w:i/>
+                <w:iCs/>
+              </w:rPr>
+              <w:t>"Lớp học phần đã đủ sĩ số"</w:t>
+            </w:r>
+            <w:r>
+              <w:t xml:space="preserve"> và kết thúc luồng.</w:t>
+            </w:r>
+          </w:p>
+        </w:tc>
+      </w:tr>
+      <w:tr>
+        <w:tc>
+          <w:tcPr>
+            <w:tcW w:w="1838" w:type="dxa"/>
+            <w:vAlign w:val="center"/>
+            <w:hideMark/>
+          </w:tcPr>
+          <w:p>
+            <w:pPr>
+              <w:spacing w:after="160" w:line="278" w:lineRule="auto"/>
+              <w:jc w:val="center"/>
+            </w:pPr>
+            <w:r>
+              <w:rPr>
+                <w:b/>
+                <w:bCs/>
+              </w:rPr>
+              <w:t>Post-conditions</w:t>
+            </w:r>
+          </w:p>
+        </w:tc>
+        <w:tc>
+          <w:tcPr>
+            <w:tcW w:w="7512" w:type="dxa"/>
+            <w:vAlign w:val="center"/>
+            <w:hideMark/>
+          </w:tcPr>
+          <w:p>
+            <w:pPr>
+              <w:spacing w:after="160" w:line="278" w:lineRule="auto"/>
+            </w:pPr>
+            <w:r>
+              <w:t>Lớp học phần được thêm thành công vào thời khóa biểu của sinh viên. Hệ thống tự động ghi nhận công nợ học phí tương ứng với số tín chỉ vừa đăng ký.</w:t>
+            </w:r>
+          </w:p>
+        </w:tc>
+      </w:tr>
+    </w:tbl>
+    <w:p/>
+    <w:p>
+      <w:r>
+        <w:br w:type="page"/>
+      </w:r>
+    </w:p>
+    <w:p/>
+    <w:p/>
+    <w:p/>
+    <w:p/>
+    <w:p/>
+    <w:p>
+      <w:r>
+        <w:rPr>
+          <w:noProof/>
+        </w:rPr>
+        <w:drawing>
+          <wp:anchor distT="0" distB="0" distL="114300" distR="114300" simplePos="0" relativeHeight="251667456" behindDoc="0" locked="0" layoutInCell="1" allowOverlap="1" wp14:anchorId="0775A411" wp14:editId="0080F669">
+            <wp:simplePos x="0" y="0"/>
+            <wp:positionH relativeFrom="margin">
+              <wp:align>right</wp:align>
+            </wp:positionH>
+            <wp:positionV relativeFrom="paragraph">
+              <wp:posOffset>255905</wp:posOffset>
             </wp:positionV>
             <wp:extent cx="5943600" cy="2294890"/>
             <wp:effectExtent l="0" t="0" r="0" b="0"/>
@@ -1036,7 +1624,7 @@
                     <pic:cNvPicPr/>
                   </pic:nvPicPr>
                   <pic:blipFill>
-                    <a:blip r:embed="rId8">
+                    <a:blip r:embed="rId9">
                       <a:extLst>
                         <a:ext uri="{28A0092B-C50C-407E-A947-70E740481C1C}">
                           <a14:useLocalDpi xmlns:a14="http://schemas.microsoft.com/office/drawing/2010/main" val="0"/>
@@ -1062,6 +1650,13 @@
           </wp:anchor>
         </w:drawing>
       </w:r>
+    </w:p>
+    <w:p/>
+    <w:p/>
+    <w:p/>
+    <w:p/>
+    <w:p/>
+    <w:p>
       <w:r>
         <w:br w:type="page"/>
       </w:r>
@@ -1074,8 +1669,8 @@
         <w:tblLook w:val="04A0" w:firstRow="1" w:lastRow="0" w:firstColumn="1" w:lastColumn="0" w:noHBand="0" w:noVBand="1"/>
       </w:tblPr>
       <w:tblGrid>
-        <w:gridCol w:w="1348"/>
-        <w:gridCol w:w="8002"/>
+        <w:gridCol w:w="1557"/>
+        <w:gridCol w:w="7793"/>
       </w:tblGrid>
       <w:tr>
         <w:tc>
@@ -1178,7 +1773,7 @@
                 <w:b/>
                 <w:bCs/>
               </w:rPr>
-              <w:t>Tác nhân</w:t>
+              <w:t>Actor</w:t>
             </w:r>
           </w:p>
         </w:tc>
@@ -1215,7 +1810,7 @@
                 <w:b/>
                 <w:bCs/>
               </w:rPr>
-              <w:t>Mô tả</w:t>
+              <w:t>Descriptions</w:t>
             </w:r>
           </w:p>
         </w:tc>
@@ -1252,7 +1847,14 @@
                 <w:b/>
                 <w:bCs/>
               </w:rPr>
-              <w:t>Tiền điều kiện</w:t>
+              <w:t xml:space="preserve">Pre - </w:t>
+            </w:r>
+            <w:r>
+              <w:rPr>
+                <w:b/>
+                <w:bCs/>
+              </w:rPr>
+              <w:t>conditions</w:t>
             </w:r>
           </w:p>
         </w:tc>
@@ -1289,7 +1891,7 @@
                 <w:b/>
                 <w:bCs/>
               </w:rPr>
-              <w:t>Chuỗi sự kiện chính</w:t>
+              <w:t>Normal Flow</w:t>
             </w:r>
           </w:p>
         </w:tc>
@@ -1366,7 +1968,7 @@
                 <w:b/>
                 <w:bCs/>
               </w:rPr>
-              <w:t>Chuỗi sự kiện phụ / Ngoại lệ</w:t>
+              <w:t xml:space="preserve"> Alternative Flow</w:t>
             </w:r>
           </w:p>
         </w:tc>
@@ -1449,7 +2051,7 @@
                 <w:b/>
                 <w:bCs/>
               </w:rPr>
-              <w:t>Hậu điều kiện</w:t>
+              <w:t>Post-conditions</w:t>
             </w:r>
           </w:p>
         </w:tc>
@@ -1478,8 +2080,11 @@
     </w:p>
     <w:p>
       <w:r>
+        <w:rPr>
+          <w:noProof/>
+        </w:rPr>
         <w:drawing>
-          <wp:anchor distT="0" distB="0" distL="114300" distR="114300" simplePos="0" relativeHeight="251662336" behindDoc="0" locked="0" layoutInCell="1" allowOverlap="1" wp14:anchorId="2B59EE99" wp14:editId="48A3385C">
+          <wp:anchor distT="0" distB="0" distL="114300" distR="114300" simplePos="0" relativeHeight="251668480" behindDoc="0" locked="0" layoutInCell="1" allowOverlap="1" wp14:anchorId="435C0C46" wp14:editId="3D4FA8EE">
             <wp:simplePos x="0" y="0"/>
             <wp:positionH relativeFrom="margin">
               <wp:align>right</wp:align>
@@ -1502,7 +2107,7 @@
                     <pic:cNvPicPr/>
                   </pic:nvPicPr>
                   <pic:blipFill>
-                    <a:blip r:embed="rId9">
+                    <a:blip r:embed="rId10">
                       <a:extLst>
                         <a:ext uri="{28A0092B-C50C-407E-A947-70E740481C1C}">
                           <a14:useLocalDpi xmlns:a14="http://schemas.microsoft.com/office/drawing/2010/main" val="0"/>
@@ -1542,8 +2147,8 @@
         <w:tblLook w:val="04A0" w:firstRow="1" w:lastRow="0" w:firstColumn="1" w:lastColumn="0" w:noHBand="0" w:noVBand="1"/>
       </w:tblPr>
       <w:tblGrid>
-        <w:gridCol w:w="1817"/>
-        <w:gridCol w:w="7533"/>
+        <w:gridCol w:w="1663"/>
+        <w:gridCol w:w="7687"/>
       </w:tblGrid>
       <w:tr>
         <w:tc>
@@ -1646,7 +2251,7 @@
                 <w:b/>
                 <w:bCs/>
               </w:rPr>
-              <w:t>Tác nhân</w:t>
+              <w:t>Actor</w:t>
             </w:r>
           </w:p>
         </w:tc>
@@ -1683,7 +2288,7 @@
                 <w:b/>
                 <w:bCs/>
               </w:rPr>
-              <w:t>Mô tả</w:t>
+              <w:t>Descriptions</w:t>
             </w:r>
           </w:p>
         </w:tc>
@@ -1720,7 +2325,7 @@
                 <w:b/>
                 <w:bCs/>
               </w:rPr>
-              <w:t>Tiền điều kiện</w:t>
+              <w:t>Pre-conditrions</w:t>
             </w:r>
           </w:p>
         </w:tc>
@@ -1765,7 +2370,7 @@
                 <w:b/>
                 <w:bCs/>
               </w:rPr>
-              <w:t>Chuỗi sự kiện chính</w:t>
+              <w:t>Normal Flow</w:t>
             </w:r>
           </w:p>
         </w:tc>
@@ -1834,7 +2439,7 @@
                 <w:b/>
                 <w:bCs/>
               </w:rPr>
-              <w:t>Chuỗi sự kiện phụ / Ngoại lệ</w:t>
+              <w:t xml:space="preserve"> Alternative Flow</w:t>
             </w:r>
           </w:p>
         </w:tc>
@@ -1909,7 +2514,7 @@
                 <w:b/>
                 <w:bCs/>
               </w:rPr>
-              <w:t>Hậu điều kiện</w:t>
+              <w:t>Post-conditions</w:t>
             </w:r>
           </w:p>
         </w:tc>
@@ -1925,543 +2530,6 @@
             </w:pPr>
             <w:r>
               <w:t>Điểm của sinh viên được cập nhật. Hệ thống sẽ lấy dữ liệu này để tính toán GPA cho sinh viên.</w:t>
-            </w:r>
-          </w:p>
-        </w:tc>
-      </w:tr>
-    </w:tbl>
-    <w:p/>
-    <w:p/>
-    <w:p/>
-    <w:p>
-      <w:r>
-        <w:br w:type="page"/>
-      </w:r>
-    </w:p>
-    <w:p>
-      <w:r>
-        <w:drawing>
-          <wp:anchor distT="0" distB="0" distL="114300" distR="114300" simplePos="0" relativeHeight="251663360" behindDoc="0" locked="0" layoutInCell="1" allowOverlap="1" wp14:anchorId="347EE244" wp14:editId="1FD9CF45">
-            <wp:simplePos x="0" y="0"/>
-            <wp:positionH relativeFrom="margin">
-              <wp:align>right</wp:align>
-            </wp:positionH>
-            <wp:positionV relativeFrom="paragraph">
-              <wp:posOffset>2333625</wp:posOffset>
-            </wp:positionV>
-            <wp:extent cx="5943600" cy="1835785"/>
-            <wp:effectExtent l="0" t="0" r="0" b="0"/>
-            <wp:wrapTopAndBottom/>
-            <wp:docPr id="515198765" name="Picture 1"/>
-            <wp:cNvGraphicFramePr>
-              <a:graphicFrameLocks xmlns:a="http://schemas.openxmlformats.org/drawingml/2006/main" noChangeAspect="1"/>
-            </wp:cNvGraphicFramePr>
-            <a:graphic xmlns:a="http://schemas.openxmlformats.org/drawingml/2006/main">
-              <a:graphicData uri="http://schemas.openxmlformats.org/drawingml/2006/picture">
-                <pic:pic xmlns:pic="http://schemas.openxmlformats.org/drawingml/2006/picture">
-                  <pic:nvPicPr>
-                    <pic:cNvPr id="515198765" name=""/>
-                    <pic:cNvPicPr/>
-                  </pic:nvPicPr>
-                  <pic:blipFill>
-                    <a:blip r:embed="rId10">
-                      <a:extLst>
-                        <a:ext uri="{28A0092B-C50C-407E-A947-70E740481C1C}">
-                          <a14:useLocalDpi xmlns:a14="http://schemas.microsoft.com/office/drawing/2010/main" val="0"/>
-                        </a:ext>
-                      </a:extLst>
-                    </a:blip>
-                    <a:stretch>
-                      <a:fillRect/>
-                    </a:stretch>
-                  </pic:blipFill>
-                  <pic:spPr>
-                    <a:xfrm>
-                      <a:off x="0" y="0"/>
-                      <a:ext cx="5943600" cy="1835785"/>
-                    </a:xfrm>
-                    <a:prstGeom prst="rect">
-                      <a:avLst/>
-                    </a:prstGeom>
-                  </pic:spPr>
-                </pic:pic>
-              </a:graphicData>
-            </a:graphic>
-          </wp:anchor>
-        </w:drawing>
-      </w:r>
-      <w:r>
-        <w:br w:type="page"/>
-      </w:r>
-    </w:p>
-    <w:p/>
-    <w:p/>
-    <w:p/>
-    <w:tbl>
-      <w:tblPr>
-        <w:tblStyle w:val="TableGrid"/>
-        <w:tblW w:w="0" w:type="auto"/>
-        <w:tblLook w:val="04A0" w:firstRow="1" w:lastRow="0" w:firstColumn="1" w:lastColumn="0" w:noHBand="0" w:noVBand="1"/>
-      </w:tblPr>
-      <w:tblGrid>
-        <w:gridCol w:w="2595"/>
-        <w:gridCol w:w="6755"/>
-      </w:tblGrid>
-      <w:tr>
-        <w:tc>
-          <w:tcPr>
-            <w:tcW w:w="0" w:type="auto"/>
-            <w:vAlign w:val="center"/>
-            <w:hideMark/>
-          </w:tcPr>
-          <w:p>
-            <w:pPr>
-              <w:spacing w:after="160" w:line="278" w:lineRule="auto"/>
-              <w:jc w:val="center"/>
-            </w:pPr>
-            <w:r>
-              <w:rPr>
-                <w:b/>
-                <w:bCs/>
-              </w:rPr>
-              <w:t>Thuộc tính</w:t>
-            </w:r>
-          </w:p>
-        </w:tc>
-        <w:tc>
-          <w:tcPr>
-            <w:tcW w:w="0" w:type="auto"/>
-            <w:vAlign w:val="center"/>
-            <w:hideMark/>
-          </w:tcPr>
-          <w:p>
-            <w:pPr>
-              <w:spacing w:after="160" w:line="278" w:lineRule="auto"/>
-              <w:jc w:val="center"/>
-            </w:pPr>
-            <w:r>
-              <w:rPr>
-                <w:b/>
-                <w:bCs/>
-              </w:rPr>
-              <w:t>Mô tả chi tiết</w:t>
-            </w:r>
-          </w:p>
-        </w:tc>
-      </w:tr>
-      <w:tr>
-        <w:tc>
-          <w:tcPr>
-            <w:tcW w:w="0" w:type="auto"/>
-            <w:vAlign w:val="center"/>
-            <w:hideMark/>
-          </w:tcPr>
-          <w:p>
-            <w:pPr>
-              <w:spacing w:after="160" w:line="278" w:lineRule="auto"/>
-              <w:jc w:val="center"/>
-            </w:pPr>
-            <w:r>
-              <w:rPr>
-                <w:b/>
-                <w:bCs/>
-              </w:rPr>
-              <w:t>Tên Use Case</w:t>
-            </w:r>
-          </w:p>
-        </w:tc>
-        <w:tc>
-          <w:tcPr>
-            <w:tcW w:w="0" w:type="auto"/>
-            <w:vAlign w:val="center"/>
-            <w:hideMark/>
-          </w:tcPr>
-          <w:p>
-            <w:pPr>
-              <w:spacing w:after="160" w:line="278" w:lineRule="auto"/>
-              <w:jc w:val="center"/>
-            </w:pPr>
-            <w:r>
-              <w:rPr>
-                <w:b/>
-                <w:bCs/>
-              </w:rPr>
-              <w:t>Authenticate User (Đăng nhập hệ thống)</w:t>
-            </w:r>
-          </w:p>
-        </w:tc>
-      </w:tr>
-      <w:tr>
-        <w:tc>
-          <w:tcPr>
-            <w:tcW w:w="0" w:type="auto"/>
-            <w:vAlign w:val="center"/>
-            <w:hideMark/>
-          </w:tcPr>
-          <w:p>
-            <w:pPr>
-              <w:spacing w:after="160" w:line="278" w:lineRule="auto"/>
-              <w:jc w:val="center"/>
-            </w:pPr>
-            <w:r>
-              <w:rPr>
-                <w:b/>
-                <w:bCs/>
-              </w:rPr>
-              <w:t>Tác nhân (Actor)</w:t>
-            </w:r>
-          </w:p>
-        </w:tc>
-        <w:tc>
-          <w:tcPr>
-            <w:tcW w:w="0" w:type="auto"/>
-            <w:vAlign w:val="center"/>
-            <w:hideMark/>
-          </w:tcPr>
-          <w:p>
-            <w:pPr>
-              <w:spacing w:after="160" w:line="278" w:lineRule="auto"/>
-            </w:pPr>
-            <w:r>
-              <w:t>Mọi người dùng (IT Admin, Academic Staff, Lecturer, Student)</w:t>
-            </w:r>
-          </w:p>
-        </w:tc>
-      </w:tr>
-      <w:tr>
-        <w:trPr>
-          <w:trHeight w:val="451"/>
-        </w:trPr>
-        <w:tc>
-          <w:tcPr>
-            <w:tcW w:w="0" w:type="auto"/>
-            <w:vAlign w:val="center"/>
-          </w:tcPr>
-          <w:p>
-            <w:pPr>
-              <w:jc w:val="center"/>
-              <w:rPr>
-                <w:b/>
-                <w:bCs/>
-              </w:rPr>
-            </w:pPr>
-            <w:r>
-              <w:rPr>
-                <w:b/>
-                <w:bCs/>
-              </w:rPr>
-              <w:t>Điều kiện</w:t>
-            </w:r>
-          </w:p>
-        </w:tc>
-        <w:tc>
-          <w:tcPr>
-            <w:tcW w:w="0" w:type="auto"/>
-            <w:vAlign w:val="center"/>
-          </w:tcPr>
-          <w:p>
-            <w:r>
-              <w:t>- S</w:t>
-            </w:r>
-            <w:r>
-              <w:t>inh viên: Tài khoản tự động sinh khi nhập học.</w:t>
-            </w:r>
-          </w:p>
-          <w:p>
-            <w:r>
-              <w:t>- Staff/Lecturer: Tài khoản được Admin cấp phát riêng.</w:t>
-            </w:r>
-          </w:p>
-          <w:p>
-            <w:r>
-              <w:t xml:space="preserve">- Admin: </w:t>
-            </w:r>
-            <w:r>
-              <w:t>Sử dụng</w:t>
-            </w:r>
-            <w:r>
-              <w:t xml:space="preserve"> cấp tài khoản siêu cấp (Super User). </w:t>
-            </w:r>
-          </w:p>
-        </w:tc>
-      </w:tr>
-      <w:tr>
-        <w:tc>
-          <w:tcPr>
-            <w:tcW w:w="0" w:type="auto"/>
-            <w:vAlign w:val="center"/>
-            <w:hideMark/>
-          </w:tcPr>
-          <w:p>
-            <w:pPr>
-              <w:spacing w:after="160" w:line="278" w:lineRule="auto"/>
-              <w:jc w:val="center"/>
-            </w:pPr>
-            <w:r>
-              <w:rPr>
-                <w:b/>
-                <w:bCs/>
-              </w:rPr>
-              <w:t>Mô tả (Description)</w:t>
-            </w:r>
-          </w:p>
-        </w:tc>
-        <w:tc>
-          <w:tcPr>
-            <w:tcW w:w="0" w:type="auto"/>
-            <w:vAlign w:val="center"/>
-            <w:hideMark/>
-          </w:tcPr>
-          <w:p>
-            <w:pPr>
-              <w:spacing w:after="160" w:line="278" w:lineRule="auto"/>
-            </w:pPr>
-            <w:r>
-              <w:t>Xác thực danh tính của người dùng và cấp quyền truy cập (JWT Token) vào các chức năng tương ứng của hệ thống.</w:t>
-            </w:r>
-          </w:p>
-        </w:tc>
-      </w:tr>
-      <w:tr>
-        <w:tc>
-          <w:tcPr>
-            <w:tcW w:w="0" w:type="auto"/>
-            <w:vAlign w:val="center"/>
-            <w:hideMark/>
-          </w:tcPr>
-          <w:p>
-            <w:pPr>
-              <w:spacing w:after="160" w:line="278" w:lineRule="auto"/>
-              <w:jc w:val="center"/>
-            </w:pPr>
-            <w:r>
-              <w:rPr>
-                <w:b/>
-                <w:bCs/>
-              </w:rPr>
-              <w:t>Tiền điều kiện (Pre-conditions)</w:t>
-            </w:r>
-          </w:p>
-        </w:tc>
-        <w:tc>
-          <w:tcPr>
-            <w:tcW w:w="0" w:type="auto"/>
-            <w:vAlign w:val="center"/>
-            <w:hideMark/>
-          </w:tcPr>
-          <w:p>
-            <w:pPr>
-              <w:spacing w:after="160" w:line="278" w:lineRule="auto"/>
-            </w:pPr>
-            <w:r>
-              <w:t>Người dùng đã được cấp tài khoản (Mã đăng nhập và Mật khẩu) trên cơ sở dữ liệu.</w:t>
-            </w:r>
-          </w:p>
-        </w:tc>
-      </w:tr>
-      <w:tr>
-        <w:tc>
-          <w:tcPr>
-            <w:tcW w:w="0" w:type="auto"/>
-            <w:vAlign w:val="center"/>
-            <w:hideMark/>
-          </w:tcPr>
-          <w:p>
-            <w:pPr>
-              <w:spacing w:after="160" w:line="278" w:lineRule="auto"/>
-              <w:jc w:val="center"/>
-            </w:pPr>
-            <w:r>
-              <w:rPr>
-                <w:b/>
-                <w:bCs/>
-              </w:rPr>
-              <w:t>Chuỗi sự kiện chính (Basic Flow)</w:t>
-            </w:r>
-          </w:p>
-        </w:tc>
-        <w:tc>
-          <w:tcPr>
-            <w:tcW w:w="0" w:type="auto"/>
-            <w:vAlign w:val="center"/>
-            <w:hideMark/>
-          </w:tcPr>
-          <w:p>
-            <w:pPr>
-              <w:spacing w:after="160" w:line="278" w:lineRule="auto"/>
-            </w:pPr>
-            <w:r>
-              <w:t>1. Người dùng truy cập vào trang Đăng nhập.</w:t>
-            </w:r>
-          </w:p>
-          <w:p>
-            <w:pPr>
-              <w:spacing w:after="160" w:line="278" w:lineRule="auto"/>
-            </w:pPr>
-            <w:r>
-              <w:t xml:space="preserve">2. </w:t>
-            </w:r>
-            <w:r>
-              <w:t>N</w:t>
-            </w:r>
-            <w:r>
-              <w:t>gười dùng nhập Mã đăng nhập và Mật khẩu.</w:t>
-            </w:r>
-            <w:r>
-              <w:t>.</w:t>
-            </w:r>
-          </w:p>
-          <w:p>
-            <w:pPr>
-              <w:spacing w:after="160" w:line="278" w:lineRule="auto"/>
-            </w:pPr>
-            <w:r>
-              <w:t xml:space="preserve">3. </w:t>
-            </w:r>
-            <w:r>
-              <w:t>Hệ thống đối chiếu dữ liệu (Giải mã BCrypt).</w:t>
-            </w:r>
-          </w:p>
-          <w:p>
-            <w:pPr>
-              <w:spacing w:after="160" w:line="278" w:lineRule="auto"/>
-            </w:pPr>
-            <w:r>
-              <w:t xml:space="preserve">4. </w:t>
-            </w:r>
-            <w:r>
-              <w:t>Hệ thống sinh mã JWT Token chứa phân quyền.</w:t>
-            </w:r>
-          </w:p>
-          <w:p>
-            <w:pPr>
-              <w:spacing w:after="160" w:line="278" w:lineRule="auto"/>
-            </w:pPr>
-            <w:r>
-              <w:t>5</w:t>
-            </w:r>
-            <w:r>
-              <w:t>. Hệ thống chuyển hướng người dùng vào trang chủ tương ứng với quyền của họ.</w:t>
-            </w:r>
-          </w:p>
-        </w:tc>
-      </w:tr>
-      <w:tr>
-        <w:tc>
-          <w:tcPr>
-            <w:tcW w:w="0" w:type="auto"/>
-            <w:vAlign w:val="center"/>
-            <w:hideMark/>
-          </w:tcPr>
-          <w:p>
-            <w:pPr>
-              <w:spacing w:after="160" w:line="278" w:lineRule="auto"/>
-              <w:jc w:val="center"/>
-            </w:pPr>
-            <w:r>
-              <w:rPr>
-                <w:b/>
-                <w:bCs/>
-              </w:rPr>
-              <w:t>Chuỗi sự kiện phụ / Ngoại lệ (Alternative Flow)</w:t>
-            </w:r>
-          </w:p>
-        </w:tc>
-        <w:tc>
-          <w:tcPr>
-            <w:tcW w:w="0" w:type="auto"/>
-            <w:vAlign w:val="center"/>
-            <w:hideMark/>
-          </w:tcPr>
-          <w:p>
-            <w:pPr>
-              <w:spacing w:after="160" w:line="278" w:lineRule="auto"/>
-            </w:pPr>
-            <w:r>
-              <w:t xml:space="preserve">- </w:t>
-            </w:r>
-            <w:r>
-              <w:rPr>
-                <w:b/>
-                <w:bCs/>
-              </w:rPr>
-              <w:t xml:space="preserve">Đối với Admin (&lt;&lt;extend&gt;&gt;): </w:t>
-            </w:r>
-            <w:r>
-              <w:t>Sau bước 2, hệ thống yêu cầu Verify Two-Factor Authentication (2FA). Admin phải nhập mã OTP gửi qua Email/App thì mới được cấp Token.</w:t>
-            </w:r>
-          </w:p>
-          <w:p>
-            <w:pPr>
-              <w:spacing w:after="160" w:line="278" w:lineRule="auto"/>
-            </w:pPr>
-            <w:r>
-              <w:t xml:space="preserve">- </w:t>
-            </w:r>
-            <w:r>
-              <w:rPr>
-                <w:b/>
-                <w:bCs/>
-              </w:rPr>
-              <w:t xml:space="preserve">Đổi mật khẩu lần đầu (&lt;&lt;extend&gt;&gt;): </w:t>
-            </w:r>
-            <w:r>
-              <w:t>Nếu IsFirstLogin = true (áp dụng cho Sinh viên, Giáo viên mới), hệ thống bắt buộc chuyển sang trang Đổi mật khẩu trước khi cho vào trong.</w:t>
-            </w:r>
-          </w:p>
-          <w:p>
-            <w:pPr>
-              <w:spacing w:after="160" w:line="278" w:lineRule="auto"/>
-            </w:pPr>
-            <w:r>
-              <w:t xml:space="preserve">- </w:t>
-            </w:r>
-            <w:r>
-              <w:rPr>
-                <w:b/>
-                <w:bCs/>
-              </w:rPr>
-              <w:t xml:space="preserve">Sai mật khẩu / Tài khoản bị khóa: </w:t>
-            </w:r>
-            <w:r>
-              <w:t>Báo lỗi và từ chối truy cập.</w:t>
-            </w:r>
-          </w:p>
-        </w:tc>
-      </w:tr>
-      <w:tr>
-        <w:tc>
-          <w:tcPr>
-            <w:tcW w:w="0" w:type="auto"/>
-            <w:vAlign w:val="center"/>
-            <w:hideMark/>
-          </w:tcPr>
-          <w:p>
-            <w:pPr>
-              <w:spacing w:after="160" w:line="278" w:lineRule="auto"/>
-              <w:jc w:val="center"/>
-            </w:pPr>
-            <w:r>
-              <w:rPr>
-                <w:b/>
-                <w:bCs/>
-              </w:rPr>
-              <w:t>Hậu điều kiện (Post-conditions)</w:t>
-            </w:r>
-          </w:p>
-        </w:tc>
-        <w:tc>
-          <w:tcPr>
-            <w:tcW w:w="0" w:type="auto"/>
-            <w:vAlign w:val="center"/>
-            <w:hideMark/>
-          </w:tcPr>
-          <w:p>
-            <w:pPr>
-              <w:spacing w:after="160" w:line="278" w:lineRule="auto"/>
-            </w:pPr>
-            <w:r>
-              <w:t>Người dùng được xác thực, phiên làm việc (Session) bắt đầu và có thể sử dụng các chức năng nghiệp vụ khác của hệ thống.</w:t>
             </w:r>
           </w:p>
         </w:tc>
@@ -3201,6 +3269,7 @@
   <w:style w:type="character" w:default="1" w:styleId="DefaultParagraphFont">
     <w:name w:val="Default Paragraph Font"/>
     <w:uiPriority w:val="1"/>
+    <w:semiHidden/>
     <w:unhideWhenUsed/>
   </w:style>
   <w:style w:type="table" w:default="1" w:styleId="TableNormal">
